--- a/CORTEX_Ecosystem_PRD_SRS_Pack/03_CORTEX_Fin_PRD_SRS.docx
+++ b/CORTEX_Ecosystem_PRD_SRS_Pack/03_CORTEX_Fin_PRD_SRS.docx
@@ -3796,6 +3796,82 @@
         <w:t>- **Gateway Dispatcher**: `execute_fin(action, params)` in `src/cortex_m/gateway.py`</w:t>
       </w:r>
     </w:p>
+    <w:p>
+      <w:pPr>
+        <w:pStyle w:val="Heading1"/>
+      </w:pPr>
+      <w:r>
+        <w:t>Technical Architecture &amp; Mathematical Formulations</w:t>
+      </w:r>
+    </w:p>
+    <w:p>
+      <w:r>
+        <w:t>### Technical Architecture &amp; Mathematical Foundations: CORTEX-Fin</w:t>
+      </w:r>
+    </w:p>
+    <w:p>
+      <w:r>
+        <w:t>- **Lyapunov Energy Gradient Attribution**: Transaction risk scoring calculates continuous attractor energy $E(x) = -\frac{1}{2} x^T W x$, projecting the exact gradient $\nabla_x E(x) = -W x$ back into raw transaction feature space to generate FCRA and GDPR Article 22 compliant adverse action codes (`ADV_01_TRANSACTION_AMOUNT_SPIKE`, `ADV_02_GEOGRAPHIC_DISPLACEMENT`, etc.).</w:t>
+      </w:r>
+    </w:p>
+    <w:p>
+      <w:r>
+        <w:t>- **Kinematic Leap Velocity Anomaly Detection**: Tracks consecutive transactions per account to identify physically impossible transit leaps:</w:t>
+      </w:r>
+    </w:p>
+    <w:p>
+      <w:r>
+        <w:t>$$v_{\text{apparent}} = \frac{\Delta d}{\Delta t} &gt; 900\text{ km/h}$$</w:t>
+      </w:r>
+    </w:p>
+    <w:p>
+      <w:r>
+        <w:t>violating commercial supersonic flight envelopes.</w:t>
+      </w:r>
+    </w:p>
+    <w:p>
+      <w:r>
+        <w:t>- **High-Throughput Stream Replay**: Benchmarks transaction pipelines sustaining $&gt; 100,000\text{ tx/sec}$ with scoring latency $\le 150\ \mu\text{s}$.</w:t>
+      </w:r>
+    </w:p>
+    <w:p>
+      <w:r>
+        <w:t>- **Strict Shadow-Mode Isolation**: Non-authoritative read-only pipe with zero write credentials to live payment rails or bank settlement ledgers.</w:t>
+      </w:r>
+    </w:p>
+    <w:p>
+      <w:pPr>
+        <w:pStyle w:val="Heading1"/>
+      </w:pPr>
+      <w:r>
+        <w:t>Implemented Codebase Traceability</w:t>
+      </w:r>
+    </w:p>
+    <w:p>
+      <w:r>
+        <w:t>### Implemented Codebase Traceability</w:t>
+      </w:r>
+    </w:p>
+    <w:p>
+      <w:r>
+        <w:t>- **Anomaly Scorer**: `platforms/fin/src/anomaly_scorer.py` (`FinancialAnomalyScorer`, `FraudScoringReport`)</w:t>
+      </w:r>
+    </w:p>
+    <w:p>
+      <w:r>
+        <w:t>- **Feature Encoder**: `platforms/fin/src/transaction_encoder.py` (`FinancialTransaction`, `TransactionFeatureEncoder`)</w:t>
+      </w:r>
+    </w:p>
+    <w:p>
+      <w:r>
+        <w:t>- **Event Replay Engine**: `platforms/fin/src/event_replay.py` (`HighThroughputReplayEngine`, `ReplayBatchResult`)</w:t>
+      </w:r>
+    </w:p>
+    <w:p>
+      <w:r>
+        <w:t>- **Gateway Dispatcher**: `execute_fin(action, params)` in `src/cortex_m/gateway.py`</w:t>
+      </w:r>
+    </w:p>
     <w:sectPr>
       <w:footerReference w:type="default" r:id="rId9"/>
       <w:pgSz w:w="12240" w:h="15840"/>
